--- a/Nieuwe Itemtypes Handleiding Invoer TOM.docx
+++ b/Nieuwe Itemtypes Handleiding Invoer TOM.docx
@@ -44,33 +44,7 @@
         <w:rPr>
           <w:rFonts w:ascii="PT Sans" w:hAnsi="PT Sans"/>
         </w:rPr>
-        <w:t xml:space="preserve">Het invoeren van sleepvragen </w:t>
-      </w:r>
-      <w:r>
-        <w:rPr>
-          <w:rFonts w:ascii="PT Sans" w:hAnsi="PT Sans"/>
-        </w:rPr>
-        <w:t>was</w:t>
-      </w:r>
-      <w:r>
-        <w:rPr>
-          <w:rFonts w:ascii="PT Sans" w:hAnsi="PT Sans"/>
-        </w:rPr>
-        <w:t xml:space="preserve"> erg tijdrovend voor </w:t>
-      </w:r>
-      <w:proofErr w:type="spellStart"/>
-      <w:r>
-        <w:rPr>
-          <w:rFonts w:ascii="PT Sans" w:hAnsi="PT Sans"/>
-        </w:rPr>
-        <w:t>TOM’ers</w:t>
-      </w:r>
-      <w:proofErr w:type="spellEnd"/>
-      <w:r>
-        <w:rPr>
-          <w:rFonts w:ascii="PT Sans" w:hAnsi="PT Sans"/>
-        </w:rPr>
-        <w:t>. Naast dat het lastig is om de tabellen en sleepopties goed in te voeren, ziet iedere sleepvraag er anders uit. Dit komt omdat er in het huidige proces veel stappen zitten die erg foutgevoelig zijn (screenshot maken, bijsnijden van afbeeldingen, lettertype, verkleinen en vergroten van de tabel in QB, etc.).</w:t>
+        <w:t>Het invoeren van sleepvragen was erg tijdrovend voor TOM’ers. Naast dat het lastig is om de tabellen en sleepopties goed in te voeren, ziet iedere sleepvraag er anders uit. Dit komt omdat er in het huidige proces veel stappen zitten die erg foutgevoelig zijn (screenshot maken, bijsnijden van afbeeldingen, lettertype, verkleinen en vergroten van de tabel in QB, etc.).</w:t>
       </w:r>
     </w:p>
     <w:p>
@@ -268,55 +242,58 @@
         </w:rPr>
         <w:t xml:space="preserve"> Klik </w:t>
       </w:r>
-      <w:r>
-        <w:rPr>
-          <w:rFonts w:ascii="PT Sans" w:hAnsi="PT Sans"/>
-          <w:b/>
-          <w:bCs/>
-        </w:rPr>
-        <w:t>HIER</w:t>
-      </w:r>
-      <w:r>
-        <w:rPr>
-          <w:rFonts w:ascii="PT Sans" w:hAnsi="PT Sans"/>
-        </w:rPr>
-        <w:t xml:space="preserve"> om de tool te openen of gebruik de volledige link: </w:t>
-      </w:r>
-      <w:r>
-        <w:rPr>
-          <w:rFonts w:ascii="PT Sans" w:hAnsi="PT Sans"/>
-        </w:rPr>
-        <w:br/>
-      </w:r>
-      <w:r>
-        <w:rPr>
-          <w:rFonts w:ascii="PT Sans" w:hAnsi="PT Sans"/>
-        </w:rPr>
-        <w:t>Voor wie het interesseert, de code is</w:t>
-      </w:r>
-      <w:r>
-        <w:rPr>
-          <w:rFonts w:ascii="PT Sans" w:hAnsi="PT Sans"/>
-        </w:rPr>
-        <w:t xml:space="preserve"> op GitHub te vinden: </w:t>
-      </w:r>
       <w:hyperlink r:id="rId11" w:history="1">
         <w:r>
           <w:rPr>
             <w:rStyle w:val="Hyperlink"/>
             <w:rFonts w:ascii="PT Sans" w:hAnsi="PT Sans"/>
+            <w:b/>
+            <w:bCs/>
           </w:rPr>
-          <w:t xml:space="preserve">GitHub </w:t>
+          <w:t>HIER</w:t>
         </w:r>
-        <w:proofErr w:type="spellStart"/>
+      </w:hyperlink>
+      <w:r>
+        <w:rPr>
+          <w:rFonts w:ascii="PT Sans" w:hAnsi="PT Sans"/>
+        </w:rPr>
+        <w:t xml:space="preserve"> om de tool te openen of gebruik de volledige link: </w:t>
+      </w:r>
+      <w:hyperlink r:id="rId12" w:history="1">
         <w:r>
           <w:rPr>
             <w:rStyle w:val="Hyperlink"/>
             <w:rFonts w:ascii="PT Sans" w:hAnsi="PT Sans"/>
           </w:rPr>
-          <w:t>Repository</w:t>
+          <w:t>Streamlit</w:t>
         </w:r>
-        <w:proofErr w:type="spellEnd"/>
+      </w:hyperlink>
+      <w:r>
+        <w:rPr>
+          <w:rFonts w:ascii="PT Sans" w:hAnsi="PT Sans"/>
+        </w:rPr>
+        <w:br/>
+      </w:r>
+      <w:r>
+        <w:rPr>
+          <w:rFonts w:ascii="PT Sans" w:hAnsi="PT Sans"/>
+        </w:rPr>
+        <w:t>Voor wie het interesseert, de code is</w:t>
+      </w:r>
+      <w:r>
+        <w:rPr>
+          <w:rFonts w:ascii="PT Sans" w:hAnsi="PT Sans"/>
+        </w:rPr>
+        <w:t xml:space="preserve"> op GitHub te vinden: </w:t>
+      </w:r>
+      <w:hyperlink r:id="rId13" w:history="1">
+        <w:r>
+          <w:rPr>
+            <w:rStyle w:val="Hyperlink"/>
+            <w:rFonts w:ascii="PT Sans" w:hAnsi="PT Sans"/>
+          </w:rPr>
+          <w:t>GitHub Repository</w:t>
+        </w:r>
       </w:hyperlink>
     </w:p>
     <w:sdt>
@@ -1094,11 +1071,21 @@
         </w:rPr>
         <w:t xml:space="preserve">Tekst: </w:t>
       </w:r>
-      <w:proofErr w:type="spellStart"/>
       <w:r>
         <w:t>Disintegration</w:t>
       </w:r>
-      <w:proofErr w:type="spellEnd"/>
+    </w:p>
+    <w:p>
+      <w:r>
+        <w:rPr>
+          <w:b/>
+          <w:bCs/>
+        </w:rPr>
+        <w:t xml:space="preserve">Itemnummer: </w:t>
+      </w:r>
+      <w:r>
+        <w:t>4</w:t>
+      </w:r>
     </w:p>
     <w:p>
       <w:pPr>
@@ -1106,14 +1093,13 @@
           <w:lang w:val="en-GB"/>
         </w:rPr>
       </w:pPr>
-      <w:proofErr w:type="spellStart"/>
       <w:r>
         <w:rPr>
           <w:b/>
           <w:bCs/>
           <w:lang w:val="en-GB"/>
         </w:rPr>
-        <w:t>It</w:t>
+        <w:t>Inleidende tekst voor de vraag</w:t>
       </w:r>
       <w:r>
         <w:rPr>
@@ -1121,162 +1107,30 @@
           <w:bCs/>
           <w:lang w:val="en-GB"/>
         </w:rPr>
-        <w:t>emnummer</w:t>
-      </w:r>
-      <w:proofErr w:type="spellEnd"/>
+        <w:br/>
+      </w:r>
+      <w:r>
+        <w:rPr>
+          <w:lang w:val="en-GB"/>
+        </w:rPr>
+        <w:t>The Cure’s “Disintegration” contains the song “Pictures of You”.</w:t>
+      </w:r>
+    </w:p>
+    <w:p>
+      <w:pPr>
+        <w:rPr>
+          <w:rFonts w:ascii="Aptos" w:hAnsi="Aptos"/>
+          <w:lang w:val="en-GB"/>
+        </w:rPr>
+      </w:pPr>
       <w:r>
         <w:rPr>
           <w:b/>
           <w:bCs/>
           <w:lang w:val="en-GB"/>
         </w:rPr>
-        <w:t xml:space="preserve">: </w:t>
-      </w:r>
-      <w:r>
-        <w:rPr>
-          <w:lang w:val="en-GB"/>
-        </w:rPr>
-        <w:t>4</w:t>
-      </w:r>
-    </w:p>
-    <w:p>
-      <w:pPr>
-        <w:rPr>
-          <w:lang w:val="en-GB"/>
-        </w:rPr>
-      </w:pPr>
-      <w:proofErr w:type="spellStart"/>
-      <w:r>
-        <w:rPr>
-          <w:b/>
-          <w:bCs/>
-          <w:lang w:val="en-GB"/>
-        </w:rPr>
-        <w:t>Inleidende</w:t>
-      </w:r>
-      <w:proofErr w:type="spellEnd"/>
-      <w:r>
-        <w:rPr>
-          <w:b/>
-          <w:bCs/>
-          <w:lang w:val="en-GB"/>
-        </w:rPr>
-        <w:t xml:space="preserve"> </w:t>
-      </w:r>
-      <w:proofErr w:type="spellStart"/>
-      <w:r>
-        <w:rPr>
-          <w:b/>
-          <w:bCs/>
-          <w:lang w:val="en-GB"/>
-        </w:rPr>
-        <w:t>tekst</w:t>
-      </w:r>
-      <w:proofErr w:type="spellEnd"/>
-      <w:r>
-        <w:rPr>
-          <w:b/>
-          <w:bCs/>
-          <w:lang w:val="en-GB"/>
-        </w:rPr>
-        <w:t xml:space="preserve"> </w:t>
-      </w:r>
-      <w:proofErr w:type="spellStart"/>
-      <w:r>
-        <w:rPr>
-          <w:b/>
-          <w:bCs/>
-          <w:lang w:val="en-GB"/>
-        </w:rPr>
-        <w:t>voor</w:t>
-      </w:r>
-      <w:proofErr w:type="spellEnd"/>
-      <w:r>
-        <w:rPr>
-          <w:b/>
-          <w:bCs/>
-          <w:lang w:val="en-GB"/>
-        </w:rPr>
-        <w:t xml:space="preserve"> de </w:t>
-      </w:r>
-      <w:proofErr w:type="spellStart"/>
-      <w:r>
-        <w:rPr>
-          <w:b/>
-          <w:bCs/>
-          <w:lang w:val="en-GB"/>
-        </w:rPr>
-        <w:t>vraag</w:t>
-      </w:r>
-      <w:proofErr w:type="spellEnd"/>
-      <w:r>
-        <w:rPr>
-          <w:b/>
-          <w:bCs/>
-          <w:lang w:val="en-GB"/>
-        </w:rPr>
-        <w:br/>
-      </w:r>
-      <w:r>
-        <w:rPr>
-          <w:lang w:val="en-GB"/>
-        </w:rPr>
-        <w:t>The Cure’s “Disintegration” contains the song “Pictures of You”.</w:t>
-      </w:r>
-    </w:p>
-    <w:p>
-      <w:pPr>
-        <w:rPr>
-          <w:rFonts w:ascii="Aptos" w:hAnsi="Aptos"/>
-          <w:lang w:val="en-GB"/>
-        </w:rPr>
-      </w:pPr>
-      <w:proofErr w:type="spellStart"/>
-      <w:r>
-        <w:rPr>
-          <w:b/>
-          <w:bCs/>
-          <w:lang w:val="en-GB"/>
-        </w:rPr>
-        <w:t>Vraag</w:t>
-      </w:r>
-      <w:proofErr w:type="spellEnd"/>
-      <w:r>
-        <w:rPr>
-          <w:b/>
-          <w:bCs/>
-          <w:lang w:val="en-GB"/>
-        </w:rPr>
-        <w:t xml:space="preserve"> </w:t>
-      </w:r>
-      <w:proofErr w:type="spellStart"/>
-      <w:r>
-        <w:rPr>
-          <w:b/>
-          <w:bCs/>
-          <w:lang w:val="en-GB"/>
-        </w:rPr>
-        <w:t>en</w:t>
-      </w:r>
-      <w:proofErr w:type="spellEnd"/>
-      <w:r>
-        <w:rPr>
-          <w:b/>
-          <w:bCs/>
-          <w:lang w:val="en-GB"/>
-        </w:rPr>
-        <w:t xml:space="preserve"> </w:t>
-      </w:r>
-      <w:proofErr w:type="spellStart"/>
-      <w:r>
-        <w:rPr>
-          <w:b/>
-          <w:bCs/>
-          <w:lang w:val="en-GB"/>
-        </w:rPr>
-        <w:t>alternateven</w:t>
-      </w:r>
-      <w:proofErr w:type="spellEnd"/>
+        <w:t>Vraag en alternateven</w:t>
+      </w:r>
       <w:r>
         <w:rPr>
           <w:b/>
@@ -1481,58 +1335,47 @@
       </w:pPr>
     </w:p>
     <w:p>
-      <w:pPr>
+      <w:r>
         <w:rPr>
           <w:lang w:val="en-GB"/>
         </w:rPr>
-      </w:pPr>
+        <w:t>“</w:t>
+      </w:r>
       <w:r>
         <w:rPr>
           <w:lang w:val="en-GB"/>
         </w:rPr>
-        <w:t>“</w:t>
+        <w:t>I've been living so long with my pictures of you</w:t>
       </w:r>
       <w:r>
         <w:rPr>
           <w:lang w:val="en-GB"/>
         </w:rPr>
-        <w:t>I've been living so long with my pictures of you</w:t>
+        <w:t>, t</w:t>
       </w:r>
       <w:r>
         <w:rPr>
           <w:lang w:val="en-GB"/>
         </w:rPr>
-        <w:t>, t</w:t>
+        <w:t>hat I almost believe that the pictures ar</w:t>
       </w:r>
       <w:r>
         <w:rPr>
           <w:lang w:val="en-GB"/>
         </w:rPr>
-        <w:t>hat I almost believe that the pictures ar</w:t>
+        <w:t>e all I can feel</w:t>
       </w:r>
       <w:r>
         <w:rPr>
           <w:lang w:val="en-GB"/>
         </w:rPr>
-        <w:t>e all I can feel</w:t>
+        <w:t>.</w:t>
       </w:r>
       <w:r>
         <w:rPr>
           <w:lang w:val="en-GB"/>
         </w:rPr>
-        <w:t>.</w:t>
-      </w:r>
-      <w:r>
-        <w:rPr>
-          <w:lang w:val="en-GB"/>
-        </w:rPr>
-        <w:t>”</w:t>
-      </w:r>
-      <w:r>
-        <w:rPr>
-          <w:lang w:val="en-GB"/>
-        </w:rPr>
-        <w:t xml:space="preserve"> (2)</w:t>
+        <w:t>” (2)</w:t>
       </w:r>
       <w:r>
         <w:rPr>
@@ -1635,7 +1478,10 @@
         <w:rPr>
           <w:lang w:val="en-GB"/>
         </w:rPr>
-        <w:t xml:space="preserve"> (3)</w:t>
+        <w:t xml:space="preserve"> </w:t>
+      </w:r>
+      <w:r>
+        <w:t>(3)</w:t>
       </w:r>
     </w:p>
     <w:p>
@@ -1785,6 +1631,7 @@
                 <w:rFonts w:ascii="PT Sans" w:hAnsi="PT Sans"/>
                 <w:b/>
                 <w:bCs/>
+                <w:noProof/>
               </w:rPr>
               <w:drawing>
                 <wp:inline distT="0" distB="0" distL="0" distR="0" wp14:anchorId="073CE8F0" wp14:editId="06988869">
@@ -1802,7 +1649,7 @@
                           <pic:cNvPicPr/>
                         </pic:nvPicPr>
                         <pic:blipFill>
-                          <a:blip r:embed="rId12"/>
+                          <a:blip r:embed="rId14"/>
                           <a:stretch>
                             <a:fillRect/>
                           </a:stretch>
@@ -1894,32 +1741,19 @@
               <w:rPr>
                 <w:rFonts w:ascii="PT Sans" w:hAnsi="PT Sans"/>
               </w:rPr>
-              <w:t xml:space="preserve">Terwijl je de Sleepopties invult, komt er rechts een preview te staan. Klik buiten het </w:t>
-            </w:r>
-            <w:proofErr w:type="spellStart"/>
-            <w:r>
-              <w:rPr>
-                <w:rFonts w:ascii="PT Sans" w:hAnsi="PT Sans"/>
-              </w:rPr>
-              <w:t>tekstvak</w:t>
-            </w:r>
-            <w:proofErr w:type="spellEnd"/>
-            <w:r>
-              <w:rPr>
-                <w:rFonts w:ascii="PT Sans" w:hAnsi="PT Sans"/>
-              </w:rPr>
-              <w:t xml:space="preserve"> om het plaatje te updaten.</w:t>
-            </w:r>
-          </w:p>
-          <w:p>
-            <w:pPr>
-              <w:rPr>
-                <w:rFonts w:ascii="PT Sans" w:hAnsi="PT Sans"/>
-              </w:rPr>
-            </w:pPr>
-            <w:r>
-              <w:rPr>
-                <w:rFonts w:ascii="PT Sans" w:hAnsi="PT Sans"/>
+              <w:t>Terwijl je de Sleepopties invult, komt er rechts een preview te staan. Klik buiten het tekstvak om het plaatje te updaten.</w:t>
+            </w:r>
+          </w:p>
+          <w:p>
+            <w:pPr>
+              <w:rPr>
+                <w:rFonts w:ascii="PT Sans" w:hAnsi="PT Sans"/>
+              </w:rPr>
+            </w:pPr>
+            <w:r>
+              <w:rPr>
+                <w:rFonts w:ascii="PT Sans" w:hAnsi="PT Sans"/>
+                <w:noProof/>
               </w:rPr>
               <w:drawing>
                 <wp:inline distT="0" distB="0" distL="0" distR="0" wp14:anchorId="6E649C56" wp14:editId="61A24B86">
@@ -1937,7 +1771,7 @@
                           <pic:cNvPicPr/>
                         </pic:nvPicPr>
                         <pic:blipFill>
-                          <a:blip r:embed="rId13"/>
+                          <a:blip r:embed="rId15"/>
                           <a:stretch>
                             <a:fillRect/>
                           </a:stretch>
@@ -2034,30 +1868,19 @@
               <w:rPr>
                 <w:rFonts w:ascii="PT Sans" w:hAnsi="PT Sans"/>
               </w:rPr>
-              <w:t>“Speel” daarom met de waarde van “</w:t>
-            </w:r>
-            <w:r>
-              <w:rPr>
-                <w:rFonts w:ascii="PT Sans" w:hAnsi="PT Sans"/>
-              </w:rPr>
-              <w:t>Kies het aantal karakters per regel</w:t>
-            </w:r>
-            <w:r>
-              <w:rPr>
-                <w:rFonts w:ascii="PT Sans" w:hAnsi="PT Sans"/>
-              </w:rPr>
-              <w:t>” tot het er wel goed uit ziet. Omdat we ruimte tekort hebben, verlagen we dit getal.</w:t>
-            </w:r>
-          </w:p>
-          <w:p>
-            <w:pPr>
-              <w:rPr>
-                <w:rFonts w:ascii="PT Sans" w:hAnsi="PT Sans"/>
-              </w:rPr>
-            </w:pPr>
-            <w:r>
-              <w:rPr>
-                <w:rFonts w:ascii="PT Sans" w:hAnsi="PT Sans"/>
+              <w:t>“Speel” daarom met de waarde van “Kies het aantal karakters per regel” tot het er wel goed uit ziet. Omdat we ruimte tekort hebben, verlagen we dit getal.</w:t>
+            </w:r>
+          </w:p>
+          <w:p>
+            <w:pPr>
+              <w:rPr>
+                <w:rFonts w:ascii="PT Sans" w:hAnsi="PT Sans"/>
+              </w:rPr>
+            </w:pPr>
+            <w:r>
+              <w:rPr>
+                <w:rFonts w:ascii="PT Sans" w:hAnsi="PT Sans"/>
+                <w:noProof/>
               </w:rPr>
               <w:drawing>
                 <wp:inline distT="0" distB="0" distL="0" distR="0" wp14:anchorId="02376451" wp14:editId="5CE9CC91">
@@ -2075,7 +1898,7 @@
                           <pic:cNvPicPr/>
                         </pic:nvPicPr>
                         <pic:blipFill>
-                          <a:blip r:embed="rId14"/>
+                          <a:blip r:embed="rId16"/>
                           <a:stretch>
                             <a:fillRect/>
                           </a:stretch>
@@ -2370,30 +2193,19 @@
               <w:rPr>
                 <w:rFonts w:ascii="PT Sans" w:hAnsi="PT Sans"/>
               </w:rPr>
-              <w:t>Kies in het menu “Tabel maken of Sleepopties maken?” Voor “</w:t>
-            </w:r>
-            <w:r>
-              <w:rPr>
-                <w:rFonts w:ascii="PT Sans" w:hAnsi="PT Sans"/>
-              </w:rPr>
-              <w:t>Tabel</w:t>
-            </w:r>
-            <w:r>
-              <w:rPr>
-                <w:rFonts w:ascii="PT Sans" w:hAnsi="PT Sans"/>
-              </w:rPr>
-              <w:t xml:space="preserve"> Maken”</w:t>
-            </w:r>
-          </w:p>
-          <w:p>
-            <w:pPr>
-              <w:rPr>
-                <w:rFonts w:ascii="PT Sans" w:hAnsi="PT Sans"/>
-              </w:rPr>
-            </w:pPr>
-            <w:r>
-              <w:rPr>
-                <w:rFonts w:ascii="PT Sans" w:hAnsi="PT Sans"/>
+              <w:t>Kies in het menu “Tabel maken of Sleepopties maken?” Voor “Tabel Maken”</w:t>
+            </w:r>
+          </w:p>
+          <w:p>
+            <w:pPr>
+              <w:rPr>
+                <w:rFonts w:ascii="PT Sans" w:hAnsi="PT Sans"/>
+              </w:rPr>
+            </w:pPr>
+            <w:r>
+              <w:rPr>
+                <w:rFonts w:ascii="PT Sans" w:hAnsi="PT Sans"/>
+                <w:noProof/>
               </w:rPr>
               <w:drawing>
                 <wp:inline distT="0" distB="0" distL="0" distR="0" wp14:anchorId="21FFA9C2" wp14:editId="589DA56D">
@@ -2411,7 +2223,7 @@
                           <pic:cNvPicPr/>
                         </pic:nvPicPr>
                         <pic:blipFill>
-                          <a:blip r:embed="rId15"/>
+                          <a:blip r:embed="rId17"/>
                           <a:stretch>
                             <a:fillRect/>
                           </a:stretch>
@@ -2483,6 +2295,7 @@
             <w:r>
               <w:rPr>
                 <w:rFonts w:ascii="PT Sans" w:hAnsi="PT Sans"/>
+                <w:noProof/>
               </w:rPr>
               <w:drawing>
                 <wp:inline distT="0" distB="0" distL="0" distR="0" wp14:anchorId="47C80A81" wp14:editId="7FF081E0">
@@ -2500,7 +2313,7 @@
                           <pic:cNvPicPr/>
                         </pic:nvPicPr>
                         <pic:blipFill>
-                          <a:blip r:embed="rId16"/>
+                          <a:blip r:embed="rId18"/>
                           <a:stretch>
                             <a:fillRect/>
                           </a:stretch>
@@ -2578,6 +2391,7 @@
             <w:r>
               <w:rPr>
                 <w:rFonts w:ascii="PT Sans" w:hAnsi="PT Sans"/>
+                <w:noProof/>
               </w:rPr>
               <w:drawing>
                 <wp:inline distT="0" distB="0" distL="0" distR="0" wp14:anchorId="26AE9A26" wp14:editId="2028EDD9">
@@ -2595,7 +2409,7 @@
                           <pic:cNvPicPr/>
                         </pic:nvPicPr>
                         <pic:blipFill>
-                          <a:blip r:embed="rId17"/>
+                          <a:blip r:embed="rId19"/>
                           <a:stretch>
                             <a:fillRect/>
                           </a:stretch>
@@ -2745,96 +2559,20 @@
                 <w:rFonts w:ascii="PT Sans" w:hAnsi="PT Sans"/>
                 <w:lang w:val="en-GB"/>
               </w:rPr>
-              <w:t xml:space="preserve">de </w:t>
-            </w:r>
-            <w:proofErr w:type="spellStart"/>
+              <w:t>de bovenste rij kolommen “The first lyric of The Cure's "Pictures of you” etc.</w:t>
+            </w:r>
             <w:r>
               <w:rPr>
                 <w:rFonts w:ascii="PT Sans" w:hAnsi="PT Sans"/>
                 <w:lang w:val="en-GB"/>
               </w:rPr>
-              <w:t>bovenste</w:t>
-            </w:r>
-            <w:proofErr w:type="spellEnd"/>
-            <w:r>
-              <w:rPr>
-                <w:rFonts w:ascii="PT Sans" w:hAnsi="PT Sans"/>
-                <w:lang w:val="en-GB"/>
-              </w:rPr>
               <w:t xml:space="preserve"> </w:t>
             </w:r>
-            <w:proofErr w:type="spellStart"/>
-            <w:r>
-              <w:rPr>
-                <w:rFonts w:ascii="PT Sans" w:hAnsi="PT Sans"/>
-                <w:lang w:val="en-GB"/>
-              </w:rPr>
-              <w:t>rij</w:t>
-            </w:r>
-            <w:proofErr w:type="spellEnd"/>
-            <w:r>
-              <w:rPr>
-                <w:rFonts w:ascii="PT Sans" w:hAnsi="PT Sans"/>
-                <w:lang w:val="en-GB"/>
-              </w:rPr>
-              <w:t xml:space="preserve"> </w:t>
-            </w:r>
-            <w:proofErr w:type="spellStart"/>
-            <w:r>
-              <w:rPr>
-                <w:rFonts w:ascii="PT Sans" w:hAnsi="PT Sans"/>
-                <w:lang w:val="en-GB"/>
-              </w:rPr>
-              <w:t>kolommen</w:t>
-            </w:r>
-            <w:proofErr w:type="spellEnd"/>
-            <w:r>
-              <w:rPr>
-                <w:rFonts w:ascii="PT Sans" w:hAnsi="PT Sans"/>
-                <w:lang w:val="en-GB"/>
-              </w:rPr>
-              <w:t xml:space="preserve"> “</w:t>
-            </w:r>
-            <w:r>
-              <w:rPr>
-                <w:rFonts w:ascii="PT Sans" w:hAnsi="PT Sans"/>
-                <w:lang w:val="en-GB"/>
-              </w:rPr>
-              <w:t>The first lyric of The Cure's "Pictures of you</w:t>
-            </w:r>
-            <w:r>
-              <w:rPr>
-                <w:rFonts w:ascii="PT Sans" w:hAnsi="PT Sans"/>
-                <w:lang w:val="en-GB"/>
-              </w:rPr>
-              <w:t>” etc.</w:t>
-            </w:r>
-            <w:r>
-              <w:rPr>
-                <w:rFonts w:ascii="PT Sans" w:hAnsi="PT Sans"/>
-                <w:lang w:val="en-GB"/>
-              </w:rPr>
-              <w:t xml:space="preserve"> </w:t>
-            </w:r>
-            <w:r>
-              <w:rPr>
-                <w:rFonts w:ascii="PT Sans" w:hAnsi="PT Sans"/>
-              </w:rPr>
-              <w:t xml:space="preserve">Als je dit </w:t>
-            </w:r>
-            <w:proofErr w:type="spellStart"/>
-            <w:r>
-              <w:rPr>
-                <w:rFonts w:ascii="PT Sans" w:hAnsi="PT Sans"/>
-              </w:rPr>
-              <w:t>aanvinkt</w:t>
-            </w:r>
-            <w:proofErr w:type="spellEnd"/>
-            <w:r>
-              <w:rPr>
-                <w:rFonts w:ascii="PT Sans" w:hAnsi="PT Sans"/>
-              </w:rPr>
-              <w:t xml:space="preserve"> komt de optie “hoeveel regels zijn er nodig </w:t>
+            <w:r>
+              <w:rPr>
+                <w:rFonts w:ascii="PT Sans" w:hAnsi="PT Sans"/>
+              </w:rPr>
+              <w:t xml:space="preserve">Als je dit aanvinkt komt de optie “hoeveel regels zijn er nodig </w:t>
             </w:r>
             <w:r>
               <w:rPr>
@@ -2903,6 +2641,7 @@
             <w:r>
               <w:rPr>
                 <w:rFonts w:ascii="PT Sans" w:hAnsi="PT Sans"/>
+                <w:noProof/>
               </w:rPr>
               <w:lastRenderedPageBreak/>
               <w:drawing>
@@ -2921,7 +2660,7 @@
                           <pic:cNvPicPr/>
                         </pic:nvPicPr>
                         <pic:blipFill>
-                          <a:blip r:embed="rId18"/>
+                          <a:blip r:embed="rId20"/>
                           <a:stretch>
                             <a:fillRect/>
                           </a:stretch>
@@ -3092,32 +2831,19 @@
               <w:rPr>
                 <w:rFonts w:ascii="PT Sans" w:hAnsi="PT Sans"/>
               </w:rPr>
-              <w:t xml:space="preserve">De plaatsing van deze “cellen” komt altijd overeen met de vorm van de tabel. Vergelijk het plaatje met de vorm van de lege tabel </w:t>
-            </w:r>
-            <w:proofErr w:type="spellStart"/>
-            <w:r>
-              <w:rPr>
-                <w:rFonts w:ascii="PT Sans" w:hAnsi="PT Sans"/>
-              </w:rPr>
-              <w:t>heronder</w:t>
-            </w:r>
-            <w:proofErr w:type="spellEnd"/>
-            <w:r>
-              <w:rPr>
-                <w:rFonts w:ascii="PT Sans" w:hAnsi="PT Sans"/>
-              </w:rPr>
-              <w:t>:</w:t>
-            </w:r>
-          </w:p>
-          <w:p>
-            <w:pPr>
-              <w:rPr>
-                <w:rFonts w:ascii="PT Sans" w:hAnsi="PT Sans"/>
-              </w:rPr>
-            </w:pPr>
-            <w:r>
-              <w:rPr>
-                <w:rFonts w:ascii="PT Sans" w:hAnsi="PT Sans"/>
+              <w:t>De plaatsing van deze “cellen” komt altijd overeen met de vorm van de tabel. Vergelijk het plaatje met de vorm van de lege tabel heronder:</w:t>
+            </w:r>
+          </w:p>
+          <w:p>
+            <w:pPr>
+              <w:rPr>
+                <w:rFonts w:ascii="PT Sans" w:hAnsi="PT Sans"/>
+              </w:rPr>
+            </w:pPr>
+            <w:r>
+              <w:rPr>
+                <w:rFonts w:ascii="PT Sans" w:hAnsi="PT Sans"/>
+                <w:noProof/>
               </w:rPr>
               <w:drawing>
                 <wp:inline distT="0" distB="0" distL="0" distR="0" wp14:anchorId="17510F61" wp14:editId="77C87902">
@@ -3135,7 +2861,7 @@
                           <pic:cNvPicPr/>
                         </pic:nvPicPr>
                         <pic:blipFill>
-                          <a:blip r:embed="rId19"/>
+                          <a:blip r:embed="rId21"/>
                           <a:stretch>
                             <a:fillRect/>
                           </a:stretch>
@@ -3482,13 +3208,7 @@
               <w:rPr>
                 <w:rFonts w:ascii="PT Sans" w:hAnsi="PT Sans"/>
               </w:rPr>
-              <w:t xml:space="preserve">is de zien dat de tekst van de kop van de tabel nog niet goed past. Dit gaan we oplossen door de waarden van </w:t>
-            </w:r>
-            <w:r>
-              <w:rPr>
-                <w:rFonts w:ascii="PT Sans" w:hAnsi="PT Sans"/>
-              </w:rPr>
-              <w:t>“Kies het aantal karakters per regel” en “</w:t>
+              <w:t>is de zien dat de tekst van de kop van de tabel nog niet goed past. Dit gaan we oplossen door de waarden van “Kies het aantal karakters per regel” en “</w:t>
             </w:r>
             <w:r>
               <w:rPr>
@@ -3500,32 +3220,19 @@
               <w:rPr>
                 <w:rFonts w:ascii="PT Sans" w:hAnsi="PT Sans"/>
               </w:rPr>
-              <w:t xml:space="preserve"> aan te </w:t>
-            </w:r>
-            <w:proofErr w:type="spellStart"/>
-            <w:r>
-              <w:rPr>
-                <w:rFonts w:ascii="PT Sans" w:hAnsi="PT Sans"/>
-              </w:rPr>
-              <w:t>pasen</w:t>
-            </w:r>
-            <w:proofErr w:type="spellEnd"/>
-            <w:r>
-              <w:rPr>
-                <w:rFonts w:ascii="PT Sans" w:hAnsi="PT Sans"/>
-              </w:rPr>
-              <w:t>.</w:t>
-            </w:r>
-          </w:p>
-          <w:p>
-            <w:pPr>
-              <w:rPr>
-                <w:rFonts w:ascii="PT Sans" w:hAnsi="PT Sans"/>
-              </w:rPr>
-            </w:pPr>
-            <w:r>
-              <w:rPr>
-                <w:rFonts w:ascii="PT Sans" w:hAnsi="PT Sans"/>
+              <w:t xml:space="preserve"> aan te pasen.</w:t>
+            </w:r>
+          </w:p>
+          <w:p>
+            <w:pPr>
+              <w:rPr>
+                <w:rFonts w:ascii="PT Sans" w:hAnsi="PT Sans"/>
+              </w:rPr>
+            </w:pPr>
+            <w:r>
+              <w:rPr>
+                <w:rFonts w:ascii="PT Sans" w:hAnsi="PT Sans"/>
+                <w:noProof/>
               </w:rPr>
               <w:drawing>
                 <wp:inline distT="0" distB="0" distL="0" distR="0" wp14:anchorId="75CA7062" wp14:editId="78E8B9DE">
@@ -3543,7 +3250,7 @@
                           <pic:cNvPicPr/>
                         </pic:nvPicPr>
                         <pic:blipFill>
-                          <a:blip r:embed="rId20"/>
+                          <a:blip r:embed="rId22"/>
                           <a:stretch>
                             <a:fillRect/>
                           </a:stretch>
@@ -3621,6 +3328,7 @@
             <w:r>
               <w:rPr>
                 <w:rFonts w:ascii="PT Sans" w:hAnsi="PT Sans"/>
+                <w:noProof/>
               </w:rPr>
               <w:drawing>
                 <wp:inline distT="0" distB="0" distL="0" distR="0" wp14:anchorId="68870DED" wp14:editId="5C50BFEC">
@@ -3638,7 +3346,7 @@
                           <pic:cNvPicPr/>
                         </pic:nvPicPr>
                         <pic:blipFill>
-                          <a:blip r:embed="rId21"/>
+                          <a:blip r:embed="rId23"/>
                           <a:stretch>
                             <a:fillRect/>
                           </a:stretch>
@@ -3754,25 +3462,13 @@
               <w:rPr>
                 <w:rFonts w:ascii="PT Sans" w:hAnsi="PT Sans"/>
               </w:rPr>
-              <w:t>Er is nog niet genoeg “verticale” ruimte (de tekst loopt over in aan de boven- en onderkant).</w:t>
-            </w:r>
-            <w:r>
-              <w:rPr>
-                <w:rFonts w:ascii="PT Sans" w:hAnsi="PT Sans"/>
-              </w:rPr>
-              <w:t xml:space="preserve"> Dit gaan we oplossen door </w:t>
-            </w:r>
-            <w:r>
-              <w:rPr>
-                <w:rFonts w:ascii="PT Sans" w:hAnsi="PT Sans"/>
-              </w:rPr>
-              <w:t xml:space="preserve">de waarde van </w:t>
-            </w:r>
-            <w:r>
-              <w:rPr>
-                <w:rFonts w:ascii="PT Sans" w:hAnsi="PT Sans"/>
-              </w:rPr>
-              <w:t>“</w:t>
+              <w:t xml:space="preserve">Er is nog niet genoeg “verticale” ruimte (de tekst loopt over in aan de boven- en onderkant). Dit gaan we oplossen door </w:t>
+            </w:r>
+            <w:r>
+              <w:rPr>
+                <w:rFonts w:ascii="PT Sans" w:hAnsi="PT Sans"/>
+              </w:rPr>
+              <w:t>de waarde van “</w:t>
             </w:r>
             <w:r>
               <w:rPr>
@@ -3803,6 +3499,7 @@
             <w:r>
               <w:rPr>
                 <w:rFonts w:ascii="PT Sans" w:hAnsi="PT Sans"/>
+                <w:noProof/>
               </w:rPr>
               <w:drawing>
                 <wp:inline distT="0" distB="0" distL="0" distR="0" wp14:anchorId="161DFABD" wp14:editId="2BD09503">
@@ -3820,7 +3517,7 @@
                           <pic:cNvPicPr/>
                         </pic:nvPicPr>
                         <pic:blipFill>
-                          <a:blip r:embed="rId22"/>
+                          <a:blip r:embed="rId24"/>
                           <a:stretch>
                             <a:fillRect/>
                           </a:stretch>
@@ -3950,7 +3647,7 @@
                           <pic:cNvPicPr/>
                         </pic:nvPicPr>
                         <pic:blipFill>
-                          <a:blip r:embed="rId23"/>
+                          <a:blip r:embed="rId25"/>
                           <a:stretch>
                             <a:fillRect/>
                           </a:stretch>
@@ -4119,16 +3816,8 @@
               <w:rPr>
                 <w:rFonts w:ascii="PT Sans" w:hAnsi="PT Sans"/>
               </w:rPr>
-              <w:t xml:space="preserve">Maak het item aan in QB, kies voor het juiste itemtype. In dit geval de Graphic </w:t>
-            </w:r>
-            <w:proofErr w:type="spellStart"/>
-            <w:r>
-              <w:rPr>
-                <w:rFonts w:ascii="PT Sans" w:hAnsi="PT Sans"/>
-              </w:rPr>
-              <w:t>Gaptmatch</w:t>
-            </w:r>
-            <w:proofErr w:type="spellEnd"/>
+              <w:t>Maak het item aan in QB, kies voor het juiste itemtype. In dit geval de Graphic Gaptmatch</w:t>
+            </w:r>
             <w:r>
               <w:rPr>
                 <w:rFonts w:ascii="PT Sans" w:hAnsi="PT Sans"/>
@@ -4235,6 +3924,7 @@
             <w:r>
               <w:rPr>
                 <w:rFonts w:ascii="PT Sans" w:hAnsi="PT Sans"/>
+                <w:noProof/>
               </w:rPr>
               <w:drawing>
                 <wp:inline distT="0" distB="0" distL="0" distR="0" wp14:anchorId="5E5AF1AB" wp14:editId="4A34CB76">
@@ -4252,7 +3942,7 @@
                           <pic:cNvPicPr/>
                         </pic:nvPicPr>
                         <pic:blipFill>
-                          <a:blip r:embed="rId24"/>
+                          <a:blip r:embed="rId26"/>
                           <a:stretch>
                             <a:fillRect/>
                           </a:stretch>
@@ -4300,10 +3990,10 @@
                           <pic:cNvPicPr/>
                         </pic:nvPicPr>
                         <pic:blipFill>
-                          <a:blip r:embed="rId25">
+                          <a:blip r:embed="rId27">
                             <a:extLst>
                               <a:ext uri="{96DAC541-7B7A-43D3-8B79-37D633B846F1}">
-                                <asvg:svgBlip xmlns:asvg="http://schemas.microsoft.com/office/drawing/2016/SVG/main" r:embed="rId26"/>
+                                <asvg:svgBlip xmlns:asvg="http://schemas.microsoft.com/office/drawing/2016/SVG/main" r:embed="rId28"/>
                               </a:ext>
                             </a:extLst>
                           </a:blip>
@@ -4336,6 +4026,7 @@
             <w:r>
               <w:rPr>
                 <w:rFonts w:ascii="PT Sans" w:hAnsi="PT Sans"/>
+                <w:noProof/>
               </w:rPr>
               <w:drawing>
                 <wp:inline distT="0" distB="0" distL="0" distR="0" wp14:anchorId="043E387C" wp14:editId="77593852">
@@ -4353,7 +4044,7 @@
                           <pic:cNvPicPr/>
                         </pic:nvPicPr>
                         <pic:blipFill>
-                          <a:blip r:embed="rId27"/>
+                          <a:blip r:embed="rId29"/>
                           <a:stretch>
                             <a:fillRect/>
                           </a:stretch>
@@ -4437,16 +4128,8 @@
               <w:rPr>
                 <w:rFonts w:ascii="PT Sans" w:hAnsi="PT Sans"/>
               </w:rPr>
-              <w:t xml:space="preserve"> </w:t>
-            </w:r>
-            <w:proofErr w:type="spellStart"/>
-            <w:r>
-              <w:rPr>
-                <w:rFonts w:ascii="PT Sans" w:hAnsi="PT Sans"/>
-              </w:rPr>
-              <w:t>vergolgens</w:t>
-            </w:r>
-            <w:proofErr w:type="spellEnd"/>
+              <w:t xml:space="preserve"> vergolgens</w:t>
+            </w:r>
             <w:r>
               <w:rPr>
                 <w:rFonts w:ascii="PT Sans" w:hAnsi="PT Sans"/>
@@ -4597,6 +4280,7 @@
             <w:r>
               <w:rPr>
                 <w:rFonts w:ascii="PT Sans" w:hAnsi="PT Sans"/>
+                <w:noProof/>
               </w:rPr>
               <w:lastRenderedPageBreak/>
               <w:drawing>
@@ -4615,7 +4299,7 @@
                           <pic:cNvPicPr/>
                         </pic:nvPicPr>
                         <pic:blipFill>
-                          <a:blip r:embed="rId28"/>
+                          <a:blip r:embed="rId30"/>
                           <a:stretch>
                             <a:fillRect/>
                           </a:stretch>
@@ -4663,10 +4347,10 @@
                           <pic:cNvPicPr/>
                         </pic:nvPicPr>
                         <pic:blipFill>
-                          <a:blip r:embed="rId25">
+                          <a:blip r:embed="rId27">
                             <a:extLst>
                               <a:ext uri="{96DAC541-7B7A-43D3-8B79-37D633B846F1}">
-                                <asvg:svgBlip xmlns:asvg="http://schemas.microsoft.com/office/drawing/2016/SVG/main" r:embed="rId26"/>
+                                <asvg:svgBlip xmlns:asvg="http://schemas.microsoft.com/office/drawing/2016/SVG/main" r:embed="rId28"/>
                               </a:ext>
                             </a:extLst>
                           </a:blip>
@@ -4699,6 +4383,7 @@
             <w:r>
               <w:rPr>
                 <w:rFonts w:ascii="PT Sans" w:hAnsi="PT Sans"/>
+                <w:noProof/>
               </w:rPr>
               <w:drawing>
                 <wp:inline distT="0" distB="0" distL="0" distR="0" wp14:anchorId="287E5034" wp14:editId="366145A5">
@@ -4716,7 +4401,7 @@
                           <pic:cNvPicPr/>
                         </pic:nvPicPr>
                         <pic:blipFill>
-                          <a:blip r:embed="rId29"/>
+                          <a:blip r:embed="rId31"/>
                           <a:stretch>
                             <a:fillRect/>
                           </a:stretch>
@@ -4777,35 +4462,7 @@
               <w:rPr>
                 <w:rFonts w:ascii="PT Sans" w:hAnsi="PT Sans"/>
               </w:rPr>
-              <w:t>Maak nu de sleepvakken (waar de sleepopties heen gesleept moeten worden) aan door op “</w:t>
-            </w:r>
-            <w:proofErr w:type="spellStart"/>
-            <w:r>
-              <w:rPr>
-                <w:rFonts w:ascii="PT Sans" w:hAnsi="PT Sans"/>
-              </w:rPr>
-              <w:t>Add</w:t>
-            </w:r>
-            <w:proofErr w:type="spellEnd"/>
-            <w:r>
-              <w:rPr>
-                <w:rFonts w:ascii="PT Sans" w:hAnsi="PT Sans"/>
-              </w:rPr>
-              <w:t xml:space="preserve"> </w:t>
-            </w:r>
-            <w:proofErr w:type="spellStart"/>
-            <w:r>
-              <w:rPr>
-                <w:rFonts w:ascii="PT Sans" w:hAnsi="PT Sans"/>
-              </w:rPr>
-              <w:t>Rectangle</w:t>
-            </w:r>
-            <w:proofErr w:type="spellEnd"/>
-            <w:r>
-              <w:rPr>
-                <w:rFonts w:ascii="PT Sans" w:hAnsi="PT Sans"/>
-              </w:rPr>
-              <w:t>” te klikken.</w:t>
+              <w:t>Maak nu de sleepvakken (waar de sleepopties heen gesleept moeten worden) aan door op “Add Rectangle” te klikken.</w:t>
             </w:r>
             <w:r>
               <w:rPr>
@@ -4817,32 +4474,19 @@
               <w:rPr>
                 <w:rFonts w:ascii="PT Sans" w:hAnsi="PT Sans"/>
               </w:rPr>
-              <w:t xml:space="preserve">deze optie of vraag een </w:t>
-            </w:r>
-            <w:proofErr w:type="spellStart"/>
-            <w:r>
-              <w:rPr>
-                <w:rFonts w:ascii="PT Sans" w:hAnsi="PT Sans"/>
-              </w:rPr>
-              <w:t>TOM’er</w:t>
-            </w:r>
-            <w:proofErr w:type="spellEnd"/>
-            <w:r>
-              <w:rPr>
-                <w:rFonts w:ascii="PT Sans" w:hAnsi="PT Sans"/>
-              </w:rPr>
-              <w:t xml:space="preserve"> die het al weet of mij (Bram) om hulp als je dit voor het eerst doet.</w:t>
-            </w:r>
-          </w:p>
-          <w:p>
-            <w:pPr>
-              <w:rPr>
-                <w:rFonts w:ascii="PT Sans" w:hAnsi="PT Sans"/>
-              </w:rPr>
-            </w:pPr>
-            <w:r>
-              <w:rPr>
-                <w:rFonts w:ascii="PT Sans" w:hAnsi="PT Sans"/>
+              <w:t>deze optie of vraag een TOM’er die het al weet of mij (Bram) om hulp als je dit voor het eerst doet.</w:t>
+            </w:r>
+          </w:p>
+          <w:p>
+            <w:pPr>
+              <w:rPr>
+                <w:rFonts w:ascii="PT Sans" w:hAnsi="PT Sans"/>
+              </w:rPr>
+            </w:pPr>
+            <w:r>
+              <w:rPr>
+                <w:rFonts w:ascii="PT Sans" w:hAnsi="PT Sans"/>
+                <w:noProof/>
               </w:rPr>
               <w:drawing>
                 <wp:inline distT="0" distB="0" distL="0" distR="0" wp14:anchorId="7460B976" wp14:editId="3DB7D888">
@@ -4860,7 +4504,7 @@
                           <pic:cNvPicPr/>
                         </pic:nvPicPr>
                         <pic:blipFill>
-                          <a:blip r:embed="rId30"/>
+                          <a:blip r:embed="rId32"/>
                           <a:stretch>
                             <a:fillRect/>
                           </a:stretch>
@@ -4907,7 +4551,7 @@
                           <pic:cNvPicPr/>
                         </pic:nvPicPr>
                         <pic:blipFill>
-                          <a:blip r:embed="rId31"/>
+                          <a:blip r:embed="rId33"/>
                           <a:stretch>
                             <a:fillRect/>
                           </a:stretch>
@@ -4937,6 +4581,7 @@
             <w:r>
               <w:rPr>
                 <w:rFonts w:ascii="PT Sans" w:hAnsi="PT Sans"/>
+                <w:noProof/>
               </w:rPr>
               <w:drawing>
                 <wp:inline distT="0" distB="0" distL="0" distR="0" wp14:anchorId="3D47A32D" wp14:editId="004BC321">
@@ -4954,7 +4599,7 @@
                           <pic:cNvPicPr/>
                         </pic:nvPicPr>
                         <pic:blipFill>
-                          <a:blip r:embed="rId32"/>
+                          <a:blip r:embed="rId34"/>
                           <a:stretch>
                             <a:fillRect/>
                           </a:stretch>
@@ -5029,49 +4674,7 @@
                 <w:rFonts w:ascii="PT Sans" w:hAnsi="PT Sans"/>
               </w:rPr>
               <w:lastRenderedPageBreak/>
-              <w:t xml:space="preserve">- Als je 1 </w:t>
-            </w:r>
-            <w:proofErr w:type="spellStart"/>
-            <w:r>
-              <w:rPr>
-                <w:rFonts w:ascii="PT Sans" w:hAnsi="PT Sans"/>
-              </w:rPr>
-              <w:t>sleepvak</w:t>
-            </w:r>
-            <w:proofErr w:type="spellEnd"/>
-            <w:r>
-              <w:rPr>
-                <w:rFonts w:ascii="PT Sans" w:hAnsi="PT Sans"/>
-              </w:rPr>
-              <w:t xml:space="preserve"> hebt gemaakt, kun je twee keer op het “</w:t>
-            </w:r>
-            <w:proofErr w:type="spellStart"/>
-            <w:r>
-              <w:rPr>
-                <w:rFonts w:ascii="PT Sans" w:hAnsi="PT Sans"/>
-              </w:rPr>
-              <w:t>add</w:t>
-            </w:r>
-            <w:proofErr w:type="spellEnd"/>
-            <w:r>
-              <w:rPr>
-                <w:rFonts w:ascii="PT Sans" w:hAnsi="PT Sans"/>
-              </w:rPr>
-              <w:t xml:space="preserve"> </w:t>
-            </w:r>
-            <w:proofErr w:type="spellStart"/>
-            <w:r>
-              <w:rPr>
-                <w:rFonts w:ascii="PT Sans" w:hAnsi="PT Sans"/>
-              </w:rPr>
-              <w:t>rectangle</w:t>
-            </w:r>
-            <w:proofErr w:type="spellEnd"/>
-            <w:r>
-              <w:rPr>
-                <w:rFonts w:ascii="PT Sans" w:hAnsi="PT Sans"/>
-              </w:rPr>
-              <w:t>” knopje klikken om een tweede vak te maken die precies even groot is.</w:t>
+              <w:t>- Als je 1 sleepvak hebt gemaakt, kun je twee keer op het “add rectangle” knopje klikken om een tweede vak te maken die precies even groot is.</w:t>
             </w:r>
             <w:r>
               <w:rPr>
@@ -5177,6 +4780,7 @@
             <w:r>
               <w:rPr>
                 <w:rFonts w:ascii="PT Sans" w:eastAsiaTheme="majorEastAsia" w:hAnsi="PT Sans" w:cstheme="majorBidi"/>
+                <w:noProof/>
                 <w:color w:val="0F4761" w:themeColor="accent1" w:themeShade="BF"/>
                 <w:sz w:val="40"/>
                 <w:szCs w:val="40"/>
@@ -5197,7 +4801,7 @@
                           <pic:cNvPicPr/>
                         </pic:nvPicPr>
                         <pic:blipFill>
-                          <a:blip r:embed="rId33"/>
+                          <a:blip r:embed="rId35"/>
                           <a:stretch>
                             <a:fillRect/>
                           </a:stretch>
@@ -5243,7 +4847,7 @@
                           <pic:cNvPicPr/>
                         </pic:nvPicPr>
                         <pic:blipFill>
-                          <a:blip r:embed="rId34"/>
+                          <a:blip r:embed="rId36"/>
                           <a:stretch>
                             <a:fillRect/>
                           </a:stretch>
@@ -5383,6 +4987,9 @@
     </w:p>
     <w:p>
       <w:r>
+        <w:rPr>
+          <w:noProof/>
+        </w:rPr>
         <w:drawing>
           <wp:inline distT="0" distB="0" distL="0" distR="0" wp14:anchorId="036A5D17" wp14:editId="536807A6">
             <wp:extent cx="4466492" cy="2956490"/>
@@ -5399,7 +5006,7 @@
                     <pic:cNvPicPr/>
                   </pic:nvPicPr>
                   <pic:blipFill>
-                    <a:blip r:embed="rId35"/>
+                    <a:blip r:embed="rId37"/>
                     <a:stretch>
                       <a:fillRect/>
                     </a:stretch>
@@ -5433,6 +5040,9 @@
         <w:t>Tabel:</w:t>
       </w:r>
       <w:r>
+        <w:rPr>
+          <w:noProof/>
+        </w:rPr>
         <w:drawing>
           <wp:inline distT="0" distB="0" distL="0" distR="0" wp14:anchorId="11C41C97" wp14:editId="1EFA897F">
             <wp:extent cx="5398477" cy="2325534"/>
@@ -5449,7 +5059,7 @@
                     <pic:cNvPicPr/>
                   </pic:nvPicPr>
                   <pic:blipFill>
-                    <a:blip r:embed="rId36"/>
+                    <a:blip r:embed="rId38"/>
                     <a:stretch>
                       <a:fillRect/>
                     </a:stretch>
@@ -5470,6 +5080,9 @@
         </w:drawing>
       </w:r>
       <w:r>
+        <w:rPr>
+          <w:noProof/>
+        </w:rPr>
         <w:drawing>
           <wp:inline distT="0" distB="0" distL="0" distR="0" wp14:anchorId="107A5358" wp14:editId="7BF8F704">
             <wp:extent cx="2450123" cy="2052842"/>
@@ -5486,7 +5099,7 @@
                     <pic:cNvPicPr/>
                   </pic:nvPicPr>
                   <pic:blipFill>
-                    <a:blip r:embed="rId37"/>
+                    <a:blip r:embed="rId39"/>
                     <a:stretch>
                       <a:fillRect/>
                     </a:stretch>
@@ -5544,6 +5157,9 @@
     </w:p>
     <w:p>
       <w:r>
+        <w:rPr>
+          <w:noProof/>
+        </w:rPr>
         <w:drawing>
           <wp:inline distT="0" distB="0" distL="0" distR="0" wp14:anchorId="562ED748" wp14:editId="6BAAF283">
             <wp:extent cx="4489082" cy="3264877"/>
@@ -5560,7 +5176,7 @@
                     <pic:cNvPicPr/>
                   </pic:nvPicPr>
                   <pic:blipFill>
-                    <a:blip r:embed="rId38"/>
+                    <a:blip r:embed="rId40"/>
                     <a:stretch>
                       <a:fillRect/>
                     </a:stretch>
@@ -5588,6 +5204,9 @@
     </w:p>
     <w:p>
       <w:r>
+        <w:rPr>
+          <w:noProof/>
+        </w:rPr>
         <w:drawing>
           <wp:inline distT="0" distB="0" distL="0" distR="0" wp14:anchorId="4438899B" wp14:editId="6D1ADC21">
             <wp:extent cx="5884985" cy="2651227"/>
@@ -5604,7 +5223,7 @@
                     <pic:cNvPicPr/>
                   </pic:nvPicPr>
                   <pic:blipFill>
-                    <a:blip r:embed="rId39"/>
+                    <a:blip r:embed="rId41"/>
                     <a:stretch>
                       <a:fillRect/>
                     </a:stretch>
@@ -5627,6 +5246,9 @@
     </w:p>
     <w:p>
       <w:r>
+        <w:rPr>
+          <w:noProof/>
+        </w:rPr>
         <w:drawing>
           <wp:inline distT="0" distB="0" distL="0" distR="0" wp14:anchorId="088DCA95" wp14:editId="5D945BC5">
             <wp:extent cx="2655277" cy="498743"/>
@@ -5643,7 +5265,7 @@
                     <pic:cNvPicPr/>
                   </pic:nvPicPr>
                   <pic:blipFill>
-                    <a:blip r:embed="rId40"/>
+                    <a:blip r:embed="rId42"/>
                     <a:stretch>
                       <a:fillRect/>
                     </a:stretch>
@@ -5671,6 +5293,9 @@
     </w:p>
     <w:p>
       <w:r>
+        <w:rPr>
+          <w:noProof/>
+        </w:rPr>
         <w:lastRenderedPageBreak/>
         <w:drawing>
           <wp:inline distT="0" distB="0" distL="0" distR="0" wp14:anchorId="2B840588" wp14:editId="2BD9C18D">
@@ -5688,7 +5313,7 @@
                     <pic:cNvPicPr/>
                   </pic:nvPicPr>
                   <pic:blipFill>
-                    <a:blip r:embed="rId41"/>
+                    <a:blip r:embed="rId43"/>
                     <a:stretch>
                       <a:fillRect/>
                     </a:stretch>
@@ -5773,6 +5398,7 @@
       <w:r>
         <w:rPr>
           <w:rFonts w:ascii="PT Sans" w:hAnsi="PT Sans"/>
+          <w:noProof/>
         </w:rPr>
         <w:drawing>
           <wp:inline distT="0" distB="0" distL="0" distR="0" wp14:anchorId="63973BBF" wp14:editId="6CBC7982">
@@ -5790,7 +5416,7 @@
                     <pic:cNvPicPr/>
                   </pic:nvPicPr>
                   <pic:blipFill>
-                    <a:blip r:embed="rId42"/>
+                    <a:blip r:embed="rId44"/>
                     <a:stretch>
                       <a:fillRect/>
                     </a:stretch>
@@ -5833,6 +5459,7 @@
       <w:r>
         <w:rPr>
           <w:rFonts w:ascii="PT Sans" w:hAnsi="PT Sans"/>
+          <w:noProof/>
         </w:rPr>
         <w:drawing>
           <wp:inline distT="0" distB="0" distL="0" distR="0" wp14:anchorId="57682048" wp14:editId="7C76AFA5">
@@ -5850,7 +5477,7 @@
                     <pic:cNvPicPr/>
                   </pic:nvPicPr>
                   <pic:blipFill>
-                    <a:blip r:embed="rId43"/>
+                    <a:blip r:embed="rId45"/>
                     <a:stretch>
                       <a:fillRect/>
                     </a:stretch>
@@ -5880,6 +5507,7 @@
       <w:r>
         <w:rPr>
           <w:rFonts w:ascii="PT Sans" w:hAnsi="PT Sans"/>
+          <w:noProof/>
         </w:rPr>
         <w:drawing>
           <wp:inline distT="0" distB="0" distL="0" distR="0" wp14:anchorId="0D3622B6" wp14:editId="59FD9BB8">
@@ -5897,7 +5525,7 @@
                     <pic:cNvPicPr/>
                   </pic:nvPicPr>
                   <pic:blipFill>
-                    <a:blip r:embed="rId44"/>
+                    <a:blip r:embed="rId46"/>
                     <a:stretch>
                       <a:fillRect/>
                     </a:stretch>
@@ -5919,7 +5547,7 @@
       </w:r>
     </w:p>
     <w:sectPr>
-      <w:footerReference w:type="default" r:id="rId45"/>
+      <w:footerReference w:type="default" r:id="rId47"/>
       <w:pgSz w:w="11906" w:h="16838"/>
       <w:pgMar w:top="1417" w:right="1417" w:bottom="1417" w:left="1417" w:header="708" w:footer="708" w:gutter="0"/>
       <w:cols w:space="708"/>
@@ -5964,6 +5592,7 @@
         <w:docPartUnique/>
       </w:docPartObj>
     </w:sdtPr>
+    <w:sdtEndPr/>
     <w:sdtContent>
       <w:p>
         <w:pPr>
@@ -6745,7 +6374,6 @@
   <w:style w:type="character" w:default="1" w:styleId="Standaardalinea-lettertype">
     <w:name w:val="Default Paragraph Font"/>
     <w:uiPriority w:val="1"/>
-    <w:semiHidden/>
     <w:unhideWhenUsed/>
   </w:style>
   <w:style w:type="table" w:default="1" w:styleId="Standaardtabel">
@@ -7500,10 +7128,6 @@
 </file>
 
 <file path=customXml/item1.xml><?xml version="1.0" encoding="utf-8"?>
-<b:Sources xmlns:b="http://schemas.openxmlformats.org/officeDocument/2006/bibliography" xmlns="http://schemas.openxmlformats.org/officeDocument/2006/bibliography" SelectedStyle="\APASixthEditionOfficeOnline.xsl" StyleName="APA" Version="6"/>
-</file>
-
-<file path=customXml/item2.xml><?xml version="1.0" encoding="utf-8"?>
 <p:properties xmlns:p="http://schemas.microsoft.com/office/2006/metadata/properties" xmlns:xsi="http://www.w3.org/2001/XMLSchema-instance" xmlns:pc="http://schemas.microsoft.com/office/infopath/2007/PartnerControls">
   <documentManagement>
     <TaxCatchAll xmlns="afe16287-2b76-4080-a1c2-3a91512ed80e" xsi:nil="true"/>
@@ -7514,16 +7138,11 @@
 </p:properties>
 </file>
 
-<file path=customXml/item3.xml><?xml version="1.0" encoding="utf-8"?>
-<?mso-contentType ?>
-<FormTemplates xmlns="http://schemas.microsoft.com/sharepoint/v3/contenttype/forms">
-  <Display>DocumentLibraryForm</Display>
-  <Edit>DocumentLibraryForm</Edit>
-  <New>DocumentLibraryForm</New>
-</FormTemplates>
+<file path=customXml/item2.xml><?xml version="1.0" encoding="utf-8"?>
+<b:Sources xmlns:b="http://schemas.openxmlformats.org/officeDocument/2006/bibliography" xmlns="http://schemas.openxmlformats.org/officeDocument/2006/bibliography" SelectedStyle="\APASixthEditionOfficeOnline.xsl" StyleName="APA" Version="6"/>
 </file>
 
-<file path=customXml/item4.xml><?xml version="1.0" encoding="utf-8"?>
+<file path=customXml/item3.xml><?xml version="1.0" encoding="utf-8"?>
 <ct:contentTypeSchema xmlns:ct="http://schemas.microsoft.com/office/2006/metadata/contentType" xmlns:ma="http://schemas.microsoft.com/office/2006/metadata/properties/metaAttributes" ct:_="" ma:_="" ma:contentTypeName="Document" ma:contentTypeID="0x010100C1165DA1E82DA14DA7CBDAC8B0B9D822" ma:contentTypeVersion="16" ma:contentTypeDescription="Een nieuw document maken." ma:contentTypeScope="" ma:versionID="30f741366d9b73efe134640e21f984a8">
   <xsd:schema xmlns:xsd="http://www.w3.org/2001/XMLSchema" xmlns:xs="http://www.w3.org/2001/XMLSchema" xmlns:p="http://schemas.microsoft.com/office/2006/metadata/properties" xmlns:ns2="1a6240ed-7c41-4edb-94ae-2035b5d20f17" xmlns:ns3="afe16287-2b76-4080-a1c2-3a91512ed80e" targetNamespace="http://schemas.microsoft.com/office/2006/metadata/properties" ma:root="true" ma:fieldsID="b050bdc436073bf8b23721fe3834b399" ns2:_="" ns3:_="">
     <xsd:import namespace="1a6240ed-7c41-4edb-94ae-2035b5d20f17"/>
@@ -7764,15 +7383,16 @@
 </ct:contentTypeSchema>
 </file>
 
-<file path=customXml/itemProps1.xml><?xml version="1.0" encoding="utf-8"?>
-<ds:datastoreItem xmlns:ds="http://schemas.openxmlformats.org/officeDocument/2006/customXml" ds:itemID="{3CDA24A4-EF23-4B3E-BA63-DF89D1DAA6D8}">
-  <ds:schemaRefs>
-    <ds:schemaRef ds:uri="http://schemas.openxmlformats.org/officeDocument/2006/bibliography"/>
-  </ds:schemaRefs>
-</ds:datastoreItem>
+<file path=customXml/item4.xml><?xml version="1.0" encoding="utf-8"?>
+<?mso-contentType ?>
+<FormTemplates xmlns="http://schemas.microsoft.com/sharepoint/v3/contenttype/forms">
+  <Display>DocumentLibraryForm</Display>
+  <Edit>DocumentLibraryForm</Edit>
+  <New>DocumentLibraryForm</New>
+</FormTemplates>
 </file>
 
-<file path=customXml/itemProps2.xml><?xml version="1.0" encoding="utf-8"?>
+<file path=customXml/itemProps1.xml><?xml version="1.0" encoding="utf-8"?>
 <ds:datastoreItem xmlns:ds="http://schemas.openxmlformats.org/officeDocument/2006/customXml" ds:itemID="{1B86B907-51B5-4E27-B65C-DDB101FF4A43}">
   <ds:schemaRefs>
     <ds:schemaRef ds:uri="http://schemas.microsoft.com/office/2006/metadata/properties"/>
@@ -7783,15 +7403,15 @@
 </ds:datastoreItem>
 </file>
 
-<file path=customXml/itemProps3.xml><?xml version="1.0" encoding="utf-8"?>
-<ds:datastoreItem xmlns:ds="http://schemas.openxmlformats.org/officeDocument/2006/customXml" ds:itemID="{DF777515-D636-4324-9451-41241A1C56FF}">
+<file path=customXml/itemProps2.xml><?xml version="1.0" encoding="utf-8"?>
+<ds:datastoreItem xmlns:ds="http://schemas.openxmlformats.org/officeDocument/2006/customXml" ds:itemID="{3CDA24A4-EF23-4B3E-BA63-DF89D1DAA6D8}">
   <ds:schemaRefs>
-    <ds:schemaRef ds:uri="http://schemas.microsoft.com/sharepoint/v3/contenttype/forms"/>
+    <ds:schemaRef ds:uri="http://schemas.openxmlformats.org/officeDocument/2006/bibliography"/>
   </ds:schemaRefs>
 </ds:datastoreItem>
 </file>
 
-<file path=customXml/itemProps4.xml><?xml version="1.0" encoding="utf-8"?>
+<file path=customXml/itemProps3.xml><?xml version="1.0" encoding="utf-8"?>
 <ds:datastoreItem xmlns:ds="http://schemas.openxmlformats.org/officeDocument/2006/customXml" ds:itemID="{3781D96A-06E1-4F65-B722-38650BC2336D}">
   <ds:schemaRefs>
     <ds:schemaRef ds:uri="http://schemas.microsoft.com/office/2006/metadata/contentType"/>
@@ -7810,6 +7430,14 @@
 </ds:datastoreItem>
 </file>
 
+<file path=customXml/itemProps4.xml><?xml version="1.0" encoding="utf-8"?>
+<ds:datastoreItem xmlns:ds="http://schemas.openxmlformats.org/officeDocument/2006/customXml" ds:itemID="{DF777515-D636-4324-9451-41241A1C56FF}">
+  <ds:schemaRefs>
+    <ds:schemaRef ds:uri="http://schemas.microsoft.com/sharepoint/v3/contenttype/forms"/>
+  </ds:schemaRefs>
+</ds:datastoreItem>
+</file>
+
 <file path=docMetadata/LabelInfo.xml><?xml version="1.0" encoding="utf-8"?>
 <clbl:labelList xmlns:clbl="http://schemas.microsoft.com/office/2020/mipLabelMetadata">
   <clbl:label id="{ddf292db-23df-4367-b11b-bd324b58e5bb}" enabled="0" method="" siteId="{ddf292db-23df-4367-b11b-bd324b58e5bb}" removed="1"/>
